--- a/theory/supplement/DBACT_Theorem1_Proofs_and_Supporting_Results.docx
+++ b/theory/supplement/DBACT_Theorem1_Proofs_and_Supporting_Results.docx
@@ -29782,6 +29782,56 @@
                   </m:sSub>
                 </m:e>
               </m:d>
+            </m:oMath>
+          </w:p>
+        </w:tc>
+        <w:tc>
+          <w:tcPr>
+            <w:tcW w:type="dxa" w:w="3528"/>
+          </w:tcPr>
+          <w:p>
+            <w:pPr>
+              <w:spacing w:before="80" w:after="60"/>
+              <w:jc w:val="right"/>
+            </w:pPr>
+            <w:r>
+              <w:rPr>
+                <w:rFonts w:ascii="Cambria" w:hAnsi="Cambria" w:cs="Cambria"/>
+                <w:b w:val="0"/>
+                <w:i w:val="0"/>
+                <w:color w:val="5C6B78"/>
+                <w:sz w:val="16"/>
+              </w:rPr>
+              <w:t xml:space="preserve">Young, with </w:t>
+            </w:r>
+            <m:oMath>
+              <m:bar>
+                <m:barPr>
+                  <m:pos m:val="top"/>
+                </m:barPr>
+                <m:e>
+                  <m:r>
+                    <m:t>a</m:t>
+                  </m:r>
+                </m:e>
+              </m:bar>
+              <m:r>
+                <m:t>&gt;0</m:t>
+              </m:r>
+            </m:oMath>
+          </w:p>
+        </w:tc>
+      </w:tr>
+      <w:tr>
+        <w:tc>
+          <w:tcPr>
+            <w:tcW w:type="dxa" w:w="6552"/>
+          </w:tcPr>
+          <w:p>
+            <w:pPr>
+              <w:spacing w:before="60" w:after="60"/>
+            </w:pPr>
+            <m:oMath>
               <m:r>
                 <m:t>=Δt</m:t>
               </m:r>
@@ -29867,22 +29917,21 @@
                 <w:color w:val="5C6B78"/>
                 <w:sz w:val="16"/>
               </w:rPr>
-              <w:t xml:space="preserve">Young, with </w:t>
+              <w:t xml:space="preserve">definition of </w:t>
             </w:r>
             <m:oMath>
-              <m:bar>
-                <m:barPr>
-                  <m:pos m:val="top"/>
-                </m:barPr>
+              <m:sSub>
                 <m:e>
                   <m:r>
-                    <m:t>a</m:t>
+                    <m:t>B</m:t>
                   </m:r>
                 </m:e>
-              </m:bar>
-              <m:r>
-                <m:t>&gt;0</m:t>
-              </m:r>
+                <m:sub>
+                  <m:r>
+                    <m:t>d</m:t>
+                  </m:r>
+                </m:sub>
+              </m:sSub>
             </m:oMath>
           </w:p>
         </w:tc>
